--- a/Team Member Journals/Celina_SE_Team_2_LMS_Journal.docx
+++ b/Team Member Journals/Celina_SE_Team_2_LMS_Journal.docx
@@ -51,7 +51,13 @@
         <w:rPr>
           <w:rFonts w:ascii="Times New Roman" w:hAnsi="Times New Roman" w:cs="Times New Roman"/>
         </w:rPr>
-        <w:t>04</w:t>
+        <w:t>0</w:t>
+      </w:r>
+      <w:r>
+        <w:rPr>
+          <w:rFonts w:ascii="Times New Roman" w:hAnsi="Times New Roman" w:cs="Times New Roman"/>
+        </w:rPr>
+        <w:t>5</w:t>
       </w:r>
       <w:r>
         <w:rPr>
@@ -63,7 +69,13 @@
         <w:rPr>
           <w:rFonts w:ascii="Times New Roman" w:hAnsi="Times New Roman" w:cs="Times New Roman"/>
         </w:rPr>
-        <w:t>08</w:t>
+        <w:t>0</w:t>
+      </w:r>
+      <w:r>
+        <w:rPr>
+          <w:rFonts w:ascii="Times New Roman" w:hAnsi="Times New Roman" w:cs="Times New Roman"/>
+        </w:rPr>
+        <w:t>4</w:t>
       </w:r>
       <w:r>
         <w:rPr>
@@ -1699,6 +1711,742 @@
                 <w:rFonts w:ascii="Times New Roman" w:hAnsi="Times New Roman"/>
               </w:rPr>
             </w:pPr>
+          </w:p>
+          <w:p>
+            <w:pPr>
+              <w:pStyle w:val="p1"/>
+              <w:ind w:left="0" w:firstLine="0"/>
+              <w:rPr>
+                <w:rStyle w:val="s1"/>
+                <w:rFonts w:ascii="Times New Roman" w:hAnsi="Times New Roman"/>
+              </w:rPr>
+            </w:pPr>
+          </w:p>
+          <w:p>
+            <w:pPr>
+              <w:pStyle w:val="p1"/>
+              <w:ind w:left="0" w:firstLine="0"/>
+              <w:rPr>
+                <w:rStyle w:val="s1"/>
+                <w:rFonts w:ascii="Times New Roman" w:hAnsi="Times New Roman"/>
+              </w:rPr>
+            </w:pPr>
+          </w:p>
+        </w:tc>
+      </w:tr>
+      <w:tr>
+        <w:tc>
+          <w:tcPr>
+            <w:tcW w:w="3106" w:type="dxa"/>
+          </w:tcPr>
+          <w:p>
+            <w:pPr>
+              <w:rPr>
+                <w:rFonts w:ascii="Times New Roman" w:hAnsi="Times New Roman" w:cs="Times New Roman"/>
+              </w:rPr>
+            </w:pPr>
+            <w:r>
+              <w:rPr>
+                <w:rFonts w:ascii="Times New Roman" w:hAnsi="Times New Roman" w:cs="Times New Roman"/>
+              </w:rPr>
+              <w:lastRenderedPageBreak/>
+              <w:t>04-25-26</w:t>
+            </w:r>
+          </w:p>
+          <w:p>
+            <w:pPr>
+              <w:rPr>
+                <w:rFonts w:ascii="Times New Roman" w:hAnsi="Times New Roman" w:cs="Times New Roman"/>
+              </w:rPr>
+            </w:pPr>
+            <w:r>
+              <w:rPr>
+                <w:rFonts w:ascii="Times New Roman" w:hAnsi="Times New Roman" w:cs="Times New Roman"/>
+              </w:rPr>
+              <w:t>7.5 hours</w:t>
+            </w:r>
+          </w:p>
+        </w:tc>
+        <w:tc>
+          <w:tcPr>
+            <w:tcW w:w="3129" w:type="dxa"/>
+          </w:tcPr>
+          <w:p>
+            <w:pPr>
+              <w:pStyle w:val="p1"/>
+              <w:numPr>
+                <w:ilvl w:val="0"/>
+                <w:numId w:val="15"/>
+              </w:numPr>
+              <w:rPr>
+                <w:rStyle w:val="s1"/>
+                <w:rFonts w:ascii="Times New Roman" w:hAnsi="Times New Roman"/>
+              </w:rPr>
+            </w:pPr>
+            <w:r>
+              <w:rPr>
+                <w:rStyle w:val="s1"/>
+                <w:rFonts w:ascii="Times New Roman" w:hAnsi="Times New Roman"/>
+              </w:rPr>
+              <w:t>Created the library_project directory and initialized the virtual environment and Django project structure.</w:t>
+            </w:r>
+          </w:p>
+          <w:p>
+            <w:pPr>
+              <w:pStyle w:val="p1"/>
+              <w:numPr>
+                <w:ilvl w:val="0"/>
+                <w:numId w:val="15"/>
+              </w:numPr>
+              <w:rPr>
+                <w:rStyle w:val="s1"/>
+                <w:rFonts w:ascii="Times New Roman" w:hAnsi="Times New Roman"/>
+              </w:rPr>
+            </w:pPr>
+            <w:r>
+              <w:rPr>
+                <w:rStyle w:val="s1"/>
+                <w:rFonts w:ascii="Times New Roman" w:hAnsi="Times New Roman"/>
+              </w:rPr>
+              <w:t>Built the initial Book model with fields for ISBN, Title, Author, and Inventory counts.</w:t>
+            </w:r>
+          </w:p>
+          <w:p>
+            <w:pPr>
+              <w:pStyle w:val="p1"/>
+              <w:numPr>
+                <w:ilvl w:val="0"/>
+                <w:numId w:val="15"/>
+              </w:numPr>
+              <w:rPr>
+                <w:rStyle w:val="s1"/>
+                <w:rFonts w:ascii="Times New Roman" w:hAnsi="Times New Roman"/>
+              </w:rPr>
+            </w:pPr>
+            <w:r>
+              <w:rPr>
+                <w:rStyle w:val="s1"/>
+                <w:rFonts w:ascii="Times New Roman" w:hAnsi="Times New Roman"/>
+              </w:rPr>
+              <w:t>Set up the base.html with Bootstrap 5 and establish the catalog app with its first set of URLs and views.</w:t>
+            </w:r>
+          </w:p>
+          <w:p>
+            <w:pPr>
+              <w:pStyle w:val="p1"/>
+              <w:numPr>
+                <w:ilvl w:val="0"/>
+                <w:numId w:val="15"/>
+              </w:numPr>
+              <w:rPr>
+                <w:rStyle w:val="s1"/>
+                <w:rFonts w:ascii="Times New Roman" w:hAnsi="Times New Roman"/>
+              </w:rPr>
+            </w:pPr>
+            <w:r>
+              <w:rPr>
+                <w:rStyle w:val="s1"/>
+                <w:rFonts w:ascii="Times New Roman" w:hAnsi="Times New Roman"/>
+              </w:rPr>
+              <w:t>Directly translated SDD Section 6 and Screen Objects (6.3) into functional Django templates.</w:t>
+            </w:r>
+          </w:p>
+        </w:tc>
+        <w:tc>
+          <w:tcPr>
+            <w:tcW w:w="3115" w:type="dxa"/>
+          </w:tcPr>
+          <w:p>
+            <w:pPr>
+              <w:pStyle w:val="p1"/>
+              <w:numPr>
+                <w:ilvl w:val="0"/>
+                <w:numId w:val="16"/>
+              </w:numPr>
+              <w:rPr>
+                <w:rFonts w:ascii="Times New Roman" w:hAnsi="Times New Roman"/>
+              </w:rPr>
+            </w:pPr>
+            <w:r>
+              <w:rPr>
+                <w:rFonts w:ascii="Times New Roman" w:hAnsi="Times New Roman"/>
+              </w:rPr>
+              <w:t>Challenge</w:t>
+            </w:r>
+            <w:r>
+              <w:rPr>
+                <w:rFonts w:ascii="Times New Roman" w:hAnsi="Times New Roman"/>
+              </w:rPr>
+              <w:t xml:space="preserve"> Setting up the database schema to handle integer logic for available_copies so it could automatically update during check-outs later.</w:t>
+            </w:r>
+          </w:p>
+          <w:p>
+            <w:pPr>
+              <w:pStyle w:val="p1"/>
+              <w:numPr>
+                <w:ilvl w:val="0"/>
+                <w:numId w:val="16"/>
+              </w:numPr>
+              <w:rPr>
+                <w:rFonts w:ascii="Times New Roman" w:hAnsi="Times New Roman"/>
+              </w:rPr>
+            </w:pPr>
+            <w:r>
+              <w:rPr>
+                <w:rFonts w:ascii="Times New Roman" w:hAnsi="Times New Roman"/>
+              </w:rPr>
+              <w:t>Mapped out the Patron vs. Staff perspectives using Django’s {% if user.is_staff %} logic right from the start to ensure security.</w:t>
+            </w:r>
+          </w:p>
+          <w:p>
+            <w:pPr>
+              <w:pStyle w:val="p1"/>
+              <w:numPr>
+                <w:ilvl w:val="0"/>
+                <w:numId w:val="16"/>
+              </w:numPr>
+              <w:rPr>
+                <w:rStyle w:val="s1"/>
+                <w:rFonts w:ascii="Times New Roman" w:hAnsi="Times New Roman"/>
+              </w:rPr>
+            </w:pPr>
+            <w:r>
+              <w:rPr>
+                <w:rFonts w:ascii="Times New Roman" w:hAnsi="Times New Roman"/>
+              </w:rPr>
+              <w:t>Successfully transitioned from text-based documentation to a functional visual prototype using Django.</w:t>
+            </w:r>
+          </w:p>
+        </w:tc>
+      </w:tr>
+      <w:tr>
+        <w:tc>
+          <w:tcPr>
+            <w:tcW w:w="3106" w:type="dxa"/>
+          </w:tcPr>
+          <w:p>
+            <w:pPr>
+              <w:rPr>
+                <w:rFonts w:ascii="Times New Roman" w:hAnsi="Times New Roman" w:cs="Times New Roman"/>
+              </w:rPr>
+            </w:pPr>
+            <w:r>
+              <w:rPr>
+                <w:rFonts w:ascii="Times New Roman" w:hAnsi="Times New Roman" w:cs="Times New Roman"/>
+              </w:rPr>
+              <w:t>04-26-26</w:t>
+            </w:r>
+          </w:p>
+          <w:p>
+            <w:pPr>
+              <w:rPr>
+                <w:rFonts w:ascii="Times New Roman" w:hAnsi="Times New Roman" w:cs="Times New Roman"/>
+              </w:rPr>
+            </w:pPr>
+            <w:r>
+              <w:rPr>
+                <w:rFonts w:ascii="Times New Roman" w:hAnsi="Times New Roman" w:cs="Times New Roman"/>
+              </w:rPr>
+              <w:t xml:space="preserve">3.5 </w:t>
+            </w:r>
+            <w:r>
+              <w:rPr>
+                <w:rFonts w:ascii="Times New Roman" w:hAnsi="Times New Roman" w:cs="Times New Roman"/>
+              </w:rPr>
+              <w:t>h</w:t>
+            </w:r>
+            <w:r>
+              <w:rPr>
+                <w:rFonts w:ascii="Times New Roman" w:hAnsi="Times New Roman" w:cs="Times New Roman"/>
+              </w:rPr>
+              <w:t>ours</w:t>
+            </w:r>
+          </w:p>
+        </w:tc>
+        <w:tc>
+          <w:tcPr>
+            <w:tcW w:w="3129" w:type="dxa"/>
+          </w:tcPr>
+          <w:p>
+            <w:pPr>
+              <w:pStyle w:val="p1"/>
+              <w:numPr>
+                <w:ilvl w:val="0"/>
+                <w:numId w:val="15"/>
+              </w:numPr>
+              <w:rPr>
+                <w:rStyle w:val="s1"/>
+                <w:rFonts w:ascii="Times New Roman" w:hAnsi="Times New Roman"/>
+              </w:rPr>
+            </w:pPr>
+            <w:r>
+              <w:rPr>
+                <w:rStyle w:val="s1"/>
+                <w:rFonts w:ascii="Times New Roman" w:hAnsi="Times New Roman"/>
+              </w:rPr>
+              <w:t>Developed the browse_books view to filter local books.</w:t>
+            </w:r>
+          </w:p>
+          <w:p>
+            <w:pPr>
+              <w:pStyle w:val="p1"/>
+              <w:numPr>
+                <w:ilvl w:val="0"/>
+                <w:numId w:val="15"/>
+              </w:numPr>
+              <w:rPr>
+                <w:rStyle w:val="s1"/>
+                <w:rFonts w:ascii="Times New Roman" w:hAnsi="Times New Roman"/>
+              </w:rPr>
+            </w:pPr>
+            <w:r>
+              <w:rPr>
+                <w:rStyle w:val="s1"/>
+                <w:rFonts w:ascii="Times New Roman" w:hAnsi="Times New Roman"/>
+              </w:rPr>
+              <w:t>Integrated dynamic badges that change color (bg-success/bg-danger) based on real-time inventory status.</w:t>
+            </w:r>
+          </w:p>
+        </w:tc>
+        <w:tc>
+          <w:tcPr>
+            <w:tcW w:w="3115" w:type="dxa"/>
+          </w:tcPr>
+          <w:p>
+            <w:pPr>
+              <w:pStyle w:val="p1"/>
+              <w:numPr>
+                <w:ilvl w:val="0"/>
+                <w:numId w:val="16"/>
+              </w:numPr>
+              <w:rPr>
+                <w:rStyle w:val="s1"/>
+                <w:rFonts w:ascii="Times New Roman" w:hAnsi="Times New Roman"/>
+              </w:rPr>
+            </w:pPr>
+            <w:r>
+              <w:rPr>
+                <w:rStyle w:val="s1"/>
+                <w:rFonts w:ascii="Times New Roman" w:hAnsi="Times New Roman"/>
+              </w:rPr>
+              <w:t>Challenge</w:t>
+            </w:r>
+            <w:r>
+              <w:rPr>
+                <w:rStyle w:val="s1"/>
+                <w:rFonts w:ascii="Times New Roman" w:hAnsi="Times New Roman"/>
+              </w:rPr>
+              <w:t xml:space="preserve"> </w:t>
+            </w:r>
+            <w:r>
+              <w:rPr>
+                <w:rStyle w:val="s1"/>
+                <w:rFonts w:ascii="Times New Roman" w:hAnsi="Times New Roman"/>
+              </w:rPr>
+              <w:t>Implementing a search bar that could handle case-insensitive queries across both titles and authors.</w:t>
+            </w:r>
+          </w:p>
+          <w:p>
+            <w:pPr>
+              <w:pStyle w:val="p1"/>
+              <w:numPr>
+                <w:ilvl w:val="0"/>
+                <w:numId w:val="16"/>
+              </w:numPr>
+              <w:rPr>
+                <w:rStyle w:val="s1"/>
+                <w:rFonts w:ascii="Times New Roman" w:hAnsi="Times New Roman"/>
+              </w:rPr>
+            </w:pPr>
+            <w:r>
+              <w:rPr>
+                <w:rStyle w:val="s1"/>
+                <w:rFonts w:ascii="Times New Roman" w:hAnsi="Times New Roman"/>
+              </w:rPr>
+              <w:t>Resolution: Used icontains and the Q object to allow users to find books by either author or title effectively.</w:t>
+            </w:r>
+          </w:p>
+        </w:tc>
+      </w:tr>
+      <w:tr>
+        <w:tc>
+          <w:tcPr>
+            <w:tcW w:w="3106" w:type="dxa"/>
+          </w:tcPr>
+          <w:p>
+            <w:pPr>
+              <w:rPr>
+                <w:rFonts w:ascii="Times New Roman" w:hAnsi="Times New Roman" w:cs="Times New Roman"/>
+              </w:rPr>
+            </w:pPr>
+            <w:r>
+              <w:rPr>
+                <w:rFonts w:ascii="Times New Roman" w:hAnsi="Times New Roman" w:cs="Times New Roman"/>
+              </w:rPr>
+              <w:t>0</w:t>
+            </w:r>
+            <w:r>
+              <w:rPr>
+                <w:rFonts w:ascii="Times New Roman" w:hAnsi="Times New Roman" w:cs="Times New Roman"/>
+              </w:rPr>
+              <w:t>5</w:t>
+            </w:r>
+            <w:r>
+              <w:rPr>
+                <w:rFonts w:ascii="Times New Roman" w:hAnsi="Times New Roman" w:cs="Times New Roman"/>
+              </w:rPr>
+              <w:t>-</w:t>
+            </w:r>
+            <w:r>
+              <w:rPr>
+                <w:rFonts w:ascii="Times New Roman" w:hAnsi="Times New Roman" w:cs="Times New Roman"/>
+              </w:rPr>
+              <w:t>02</w:t>
+            </w:r>
+            <w:r>
+              <w:rPr>
+                <w:rFonts w:ascii="Times New Roman" w:hAnsi="Times New Roman" w:cs="Times New Roman"/>
+              </w:rPr>
+              <w:t>-26</w:t>
+            </w:r>
+          </w:p>
+          <w:p>
+            <w:pPr>
+              <w:rPr>
+                <w:rFonts w:ascii="Times New Roman" w:hAnsi="Times New Roman" w:cs="Times New Roman"/>
+              </w:rPr>
+            </w:pPr>
+            <w:r>
+              <w:rPr>
+                <w:rFonts w:ascii="Times New Roman" w:hAnsi="Times New Roman" w:cs="Times New Roman"/>
+              </w:rPr>
+              <w:t>4.5 hours</w:t>
+            </w:r>
+          </w:p>
+        </w:tc>
+        <w:tc>
+          <w:tcPr>
+            <w:tcW w:w="3129" w:type="dxa"/>
+          </w:tcPr>
+          <w:p>
+            <w:pPr>
+              <w:pStyle w:val="p1"/>
+              <w:numPr>
+                <w:ilvl w:val="0"/>
+                <w:numId w:val="15"/>
+              </w:numPr>
+              <w:rPr>
+                <w:rStyle w:val="s1"/>
+                <w:rFonts w:ascii="Times New Roman" w:hAnsi="Times New Roman"/>
+              </w:rPr>
+            </w:pPr>
+            <w:r>
+              <w:rPr>
+                <w:rStyle w:val="s1"/>
+                <w:rFonts w:ascii="Times New Roman" w:hAnsi="Times New Roman"/>
+              </w:rPr>
+              <w:t>Added the fetch_external_books helper function to search the global catalog</w:t>
+            </w:r>
+            <w:r>
+              <w:rPr>
+                <w:rStyle w:val="s1"/>
+                <w:rFonts w:ascii="Times New Roman" w:hAnsi="Times New Roman"/>
+              </w:rPr>
+              <w:t xml:space="preserve"> using </w:t>
+            </w:r>
+            <w:r>
+              <w:rPr>
+                <w:rStyle w:val="s1"/>
+                <w:rFonts w:ascii="Times New Roman" w:hAnsi="Times New Roman"/>
+              </w:rPr>
+              <w:t>Google Books Integration</w:t>
+            </w:r>
+            <w:r>
+              <w:rPr>
+                <w:rStyle w:val="s1"/>
+                <w:rFonts w:ascii="Times New Roman" w:hAnsi="Times New Roman"/>
+              </w:rPr>
+              <w:t>.</w:t>
+            </w:r>
+          </w:p>
+        </w:tc>
+        <w:tc>
+          <w:tcPr>
+            <w:tcW w:w="3115" w:type="dxa"/>
+          </w:tcPr>
+          <w:p>
+            <w:pPr>
+              <w:pStyle w:val="p1"/>
+              <w:numPr>
+                <w:ilvl w:val="0"/>
+                <w:numId w:val="16"/>
+              </w:numPr>
+              <w:rPr>
+                <w:rStyle w:val="s1"/>
+                <w:rFonts w:ascii="Times New Roman" w:hAnsi="Times New Roman"/>
+              </w:rPr>
+            </w:pPr>
+            <w:r>
+              <w:rPr>
+                <w:rStyle w:val="s1"/>
+                <w:rFonts w:ascii="Times New Roman" w:hAnsi="Times New Roman"/>
+              </w:rPr>
+              <w:t xml:space="preserve">Hit a 429 "Too Many Requests" error from Google because </w:t>
+            </w:r>
+            <w:r>
+              <w:rPr>
+                <w:rStyle w:val="s1"/>
+                <w:rFonts w:ascii="Times New Roman" w:hAnsi="Times New Roman"/>
+              </w:rPr>
+              <w:t>i</w:t>
+            </w:r>
+            <w:r>
+              <w:rPr>
+                <w:rStyle w:val="s1"/>
+                <w:rFonts w:ascii="Times New Roman" w:hAnsi="Times New Roman"/>
+              </w:rPr>
+              <w:t xml:space="preserve"> were searching anonymously without an API key.</w:t>
+            </w:r>
+          </w:p>
+          <w:p>
+            <w:pPr>
+              <w:pStyle w:val="p1"/>
+              <w:numPr>
+                <w:ilvl w:val="0"/>
+                <w:numId w:val="16"/>
+              </w:numPr>
+              <w:rPr>
+                <w:rStyle w:val="s1"/>
+                <w:rFonts w:ascii="Times New Roman" w:hAnsi="Times New Roman"/>
+              </w:rPr>
+            </w:pPr>
+            <w:r>
+              <w:rPr>
+                <w:rStyle w:val="s1"/>
+                <w:rFonts w:ascii="Times New Roman" w:hAnsi="Times New Roman"/>
+              </w:rPr>
+              <w:t xml:space="preserve">Added a Yellow DEBUG alert in the </w:t>
+            </w:r>
+            <w:r>
+              <w:rPr>
+                <w:rStyle w:val="s1"/>
+                <w:rFonts w:ascii="Times New Roman" w:hAnsi="Times New Roman"/>
+              </w:rPr>
+              <w:lastRenderedPageBreak/>
+              <w:t>UI to handle API failures gracefully without breaking the page.</w:t>
+            </w:r>
+          </w:p>
+        </w:tc>
+      </w:tr>
+      <w:tr>
+        <w:tc>
+          <w:tcPr>
+            <w:tcW w:w="3106" w:type="dxa"/>
+          </w:tcPr>
+          <w:p>
+            <w:pPr>
+              <w:rPr>
+                <w:rFonts w:ascii="Times New Roman" w:hAnsi="Times New Roman" w:cs="Times New Roman"/>
+              </w:rPr>
+            </w:pPr>
+            <w:r>
+              <w:rPr>
+                <w:rFonts w:ascii="Times New Roman" w:hAnsi="Times New Roman" w:cs="Times New Roman"/>
+              </w:rPr>
+              <w:lastRenderedPageBreak/>
+              <w:t>05-03-26</w:t>
+            </w:r>
+          </w:p>
+          <w:p>
+            <w:pPr>
+              <w:rPr>
+                <w:rFonts w:ascii="Times New Roman" w:hAnsi="Times New Roman" w:cs="Times New Roman"/>
+              </w:rPr>
+            </w:pPr>
+            <w:r>
+              <w:rPr>
+                <w:rFonts w:ascii="Times New Roman" w:hAnsi="Times New Roman" w:cs="Times New Roman"/>
+              </w:rPr>
+              <w:t>10.5 hours</w:t>
+            </w:r>
+          </w:p>
+        </w:tc>
+        <w:tc>
+          <w:tcPr>
+            <w:tcW w:w="3129" w:type="dxa"/>
+          </w:tcPr>
+          <w:p>
+            <w:pPr>
+              <w:pStyle w:val="p1"/>
+              <w:numPr>
+                <w:ilvl w:val="0"/>
+                <w:numId w:val="15"/>
+              </w:numPr>
+              <w:rPr>
+                <w:rStyle w:val="s1"/>
+                <w:rFonts w:ascii="Times New Roman" w:hAnsi="Times New Roman"/>
+              </w:rPr>
+            </w:pPr>
+            <w:r>
+              <w:rPr>
+                <w:rStyle w:val="s1"/>
+                <w:rFonts w:ascii="Times New Roman" w:hAnsi="Times New Roman"/>
+              </w:rPr>
+              <w:t>Registered a Google Cloud API key and resolved the 429 rate-limiting block.</w:t>
+            </w:r>
+          </w:p>
+          <w:p>
+            <w:pPr>
+              <w:pStyle w:val="p1"/>
+              <w:numPr>
+                <w:ilvl w:val="0"/>
+                <w:numId w:val="15"/>
+              </w:numPr>
+              <w:rPr>
+                <w:rStyle w:val="s1"/>
+                <w:rFonts w:ascii="Times New Roman" w:hAnsi="Times New Roman"/>
+              </w:rPr>
+            </w:pPr>
+            <w:r>
+              <w:rPr>
+                <w:rStyle w:val="s1"/>
+                <w:rFonts w:ascii="Times New Roman" w:hAnsi="Times New Roman"/>
+              </w:rPr>
+              <w:t>I</w:t>
+            </w:r>
+            <w:r>
+              <w:rPr>
+                <w:rStyle w:val="s1"/>
+                <w:rFonts w:ascii="Times New Roman" w:hAnsi="Times New Roman"/>
+              </w:rPr>
+              <w:t>nventory Logic Fix: Solved the 404 error when adding books to the inventory and ensured search persistence.</w:t>
+            </w:r>
+          </w:p>
+          <w:p>
+            <w:pPr>
+              <w:pStyle w:val="p1"/>
+              <w:numPr>
+                <w:ilvl w:val="0"/>
+                <w:numId w:val="15"/>
+              </w:numPr>
+              <w:rPr>
+                <w:rStyle w:val="s1"/>
+                <w:rFonts w:ascii="Times New Roman" w:hAnsi="Times New Roman"/>
+              </w:rPr>
+            </w:pPr>
+            <w:r>
+              <w:rPr>
+                <w:rStyle w:val="s1"/>
+                <w:rFonts w:ascii="Times New Roman" w:hAnsi="Times New Roman"/>
+              </w:rPr>
+              <w:t xml:space="preserve">Worked on </w:t>
+            </w:r>
+            <w:r>
+              <w:rPr>
+                <w:rStyle w:val="s1"/>
+                <w:rFonts w:ascii="Times New Roman" w:hAnsi="Times New Roman"/>
+              </w:rPr>
+              <w:t>Presentation Slides</w:t>
+            </w:r>
+            <w:r>
+              <w:rPr>
+                <w:rStyle w:val="s1"/>
+                <w:rFonts w:ascii="Times New Roman" w:hAnsi="Times New Roman"/>
+              </w:rPr>
+              <w:t xml:space="preserve"> </w:t>
+            </w:r>
+          </w:p>
+        </w:tc>
+        <w:tc>
+          <w:tcPr>
+            <w:tcW w:w="3115" w:type="dxa"/>
+          </w:tcPr>
+          <w:p>
+            <w:pPr>
+              <w:pStyle w:val="p1"/>
+              <w:numPr>
+                <w:ilvl w:val="0"/>
+                <w:numId w:val="16"/>
+              </w:numPr>
+              <w:rPr>
+                <w:rFonts w:ascii="Times New Roman" w:hAnsi="Times New Roman"/>
+              </w:rPr>
+            </w:pPr>
+            <w:r>
+              <w:rPr>
+                <w:rFonts w:ascii="Times New Roman" w:hAnsi="Times New Roman"/>
+              </w:rPr>
+              <w:t>Fixed an Attribute</w:t>
+            </w:r>
+            <w:r>
+              <w:rPr>
+                <w:rFonts w:ascii="Times New Roman" w:hAnsi="Times New Roman"/>
+              </w:rPr>
+              <w:t xml:space="preserve"> </w:t>
+            </w:r>
+            <w:r>
+              <w:rPr>
+                <w:rFonts w:ascii="Times New Roman" w:hAnsi="Times New Roman"/>
+              </w:rPr>
+              <w:t>Error caused by a misplaced</w:t>
+            </w:r>
+            <w:r>
+              <w:rPr>
+                <w:rFonts w:ascii="Times New Roman" w:hAnsi="Times New Roman"/>
+              </w:rPr>
+              <w:t xml:space="preserve"> </w:t>
+            </w:r>
+            <w:r>
+              <w:rPr>
+                <w:rFonts w:ascii="Times New Roman" w:hAnsi="Times New Roman"/>
+              </w:rPr>
+              <w:t>@login_required decorator on a helper function.</w:t>
+            </w:r>
+          </w:p>
+          <w:p>
+            <w:pPr>
+              <w:pStyle w:val="p1"/>
+              <w:numPr>
+                <w:ilvl w:val="0"/>
+                <w:numId w:val="16"/>
+              </w:numPr>
+              <w:rPr>
+                <w:rFonts w:ascii="Times New Roman" w:hAnsi="Times New Roman"/>
+              </w:rPr>
+            </w:pPr>
+            <w:r>
+              <w:rPr>
+                <w:rFonts w:ascii="Times New Roman" w:hAnsi="Times New Roman"/>
+              </w:rPr>
+              <w:t>Search results were disappearing after a staff member clicked "Add to Inventory".</w:t>
+            </w:r>
+          </w:p>
+          <w:p>
+            <w:pPr>
+              <w:pStyle w:val="p1"/>
+              <w:rPr>
+                <w:rFonts w:ascii="Times New Roman" w:hAnsi="Times New Roman"/>
+              </w:rPr>
+            </w:pPr>
+          </w:p>
+          <w:p>
+            <w:pPr>
+              <w:pStyle w:val="p1"/>
+              <w:numPr>
+                <w:ilvl w:val="0"/>
+                <w:numId w:val="16"/>
+              </w:numPr>
+              <w:rPr>
+                <w:rStyle w:val="s1"/>
+                <w:rFonts w:ascii="Times New Roman" w:hAnsi="Times New Roman"/>
+              </w:rPr>
+            </w:pPr>
+            <w:r>
+              <w:rPr>
+                <w:rFonts w:ascii="Times New Roman" w:hAnsi="Times New Roman"/>
+              </w:rPr>
+              <w:t>Implemented reverse() and passed the query parameter back through the redirect to keep the results visible.</w:t>
+            </w:r>
           </w:p>
         </w:tc>
       </w:tr>
@@ -5015,23 +5763,6 @@
 </file>
 
 <file path=customXml/item1.xml><?xml version="1.0" encoding="utf-8"?>
-<p:properties xmlns:p="http://schemas.microsoft.com/office/2006/metadata/properties" xmlns:xsi="http://www.w3.org/2001/XMLSchema-instance" xmlns:pc="http://schemas.microsoft.com/office/infopath/2007/PartnerControls">
-  <documentManagement>
-    <_activity xmlns="f017bb91-f322-4aca-b563-182c835d5fda" xsi:nil="true"/>
-  </documentManagement>
-</p:properties>
-</file>
-
-<file path=customXml/item2.xml><?xml version="1.0" encoding="utf-8"?>
-<?mso-contentType ?>
-<FormTemplates xmlns="http://schemas.microsoft.com/sharepoint/v3/contenttype/forms">
-  <Display>DocumentLibraryForm</Display>
-  <Edit>DocumentLibraryForm</Edit>
-  <New>DocumentLibraryForm</New>
-</FormTemplates>
-</file>
-
-<file path=customXml/item3.xml><?xml version="1.0" encoding="utf-8"?>
 <ct:contentTypeSchema xmlns:ct="http://schemas.microsoft.com/office/2006/metadata/contentType" xmlns:ma="http://schemas.microsoft.com/office/2006/metadata/properties/metaAttributes" ct:_="" ma:_="" ma:contentTypeName="Document" ma:contentTypeID="0x010100B6A6FA8FE7974C438C45D7F1D83EADEE" ma:contentTypeVersion="5" ma:contentTypeDescription="Create a new document." ma:contentTypeScope="" ma:versionID="fe135188a49a362e40db6c504bd5e57a">
   <xsd:schema xmlns:xsd="http://www.w3.org/2001/XMLSchema" xmlns:xs="http://www.w3.org/2001/XMLSchema" xmlns:p="http://schemas.microsoft.com/office/2006/metadata/properties" xmlns:ns3="f017bb91-f322-4aca-b563-182c835d5fda" targetNamespace="http://schemas.microsoft.com/office/2006/metadata/properties" ma:root="true" ma:fieldsID="ffbe46830ce0f0d5a801d298e24afca9" ns3:_="">
     <xsd:import namespace="f017bb91-f322-4aca-b563-182c835d5fda"/>
@@ -5181,18 +5912,37 @@
 </ct:contentTypeSchema>
 </file>
 
+<file path=customXml/item2.xml><?xml version="1.0" encoding="utf-8"?>
+<?mso-contentType ?>
+<FormTemplates xmlns="http://schemas.microsoft.com/sharepoint/v3/contenttype/forms">
+  <Display>DocumentLibraryForm</Display>
+  <Edit>DocumentLibraryForm</Edit>
+  <New>DocumentLibraryForm</New>
+</FormTemplates>
+</file>
+
+<file path=customXml/item3.xml><?xml version="1.0" encoding="utf-8"?>
+<p:properties xmlns:p="http://schemas.microsoft.com/office/2006/metadata/properties" xmlns:xsi="http://www.w3.org/2001/XMLSchema-instance" xmlns:pc="http://schemas.microsoft.com/office/infopath/2007/PartnerControls">
+  <documentManagement>
+    <_activity xmlns="f017bb91-f322-4aca-b563-182c835d5fda" xsi:nil="true"/>
+  </documentManagement>
+</p:properties>
+</file>
+
 <file path=customXml/itemProps1.xml><?xml version="1.0" encoding="utf-8"?>
-<ds:datastoreItem xmlns:ds="http://schemas.openxmlformats.org/officeDocument/2006/customXml" ds:itemID="{1BC136AC-721A-4784-848C-8BB83C1C8C1D}">
+<ds:datastoreItem xmlns:ds="http://schemas.openxmlformats.org/officeDocument/2006/customXml" ds:itemID="{660E601F-D00B-4261-B59D-4AF4041071CA}">
   <ds:schemaRefs>
+    <ds:schemaRef ds:uri="http://schemas.microsoft.com/office/2006/metadata/contentType"/>
+    <ds:schemaRef ds:uri="http://schemas.microsoft.com/office/2006/metadata/properties/metaAttributes"/>
+    <ds:schemaRef ds:uri="http://www.w3.org/2001/XMLSchema"/>
+    <ds:schemaRef ds:uri="http://schemas.microsoft.com/office/2006/metadata/properties"/>
+    <ds:schemaRef ds:uri="f017bb91-f322-4aca-b563-182c835d5fda"/>
+    <ds:schemaRef ds:uri="http://schemas.microsoft.com/office/2006/documentManagement/types"/>
+    <ds:schemaRef ds:uri="http://schemas.microsoft.com/office/infopath/2007/PartnerControls"/>
+    <ds:schemaRef ds:uri="http://schemas.openxmlformats.org/package/2006/metadata/core-properties"/>
+    <ds:schemaRef ds:uri="http://purl.org/dc/elements/1.1/"/>
     <ds:schemaRef ds:uri="http://purl.org/dc/terms/"/>
-    <ds:schemaRef ds:uri="http://purl.org/dc/dcmitype/"/>
-    <ds:schemaRef ds:uri="f017bb91-f322-4aca-b563-182c835d5fda"/>
-    <ds:schemaRef ds:uri="http://schemas.microsoft.com/office/infopath/2007/PartnerControls"/>
-    <ds:schemaRef ds:uri="http://purl.org/dc/elements/1.1/"/>
-    <ds:schemaRef ds:uri="http://schemas.microsoft.com/office/2006/documentManagement/types"/>
-    <ds:schemaRef ds:uri="http://schemas.openxmlformats.org/package/2006/metadata/core-properties"/>
-    <ds:schemaRef ds:uri="http://schemas.microsoft.com/office/2006/metadata/properties"/>
-    <ds:schemaRef ds:uri="http://www.w3.org/XML/1998/namespace"/>
+    <ds:schemaRef ds:uri="http://schemas.microsoft.com/internal/obd"/>
   </ds:schemaRefs>
 </ds:datastoreItem>
 </file>
@@ -5206,20 +5956,11 @@
 </file>
 
 <file path=customXml/itemProps3.xml><?xml version="1.0" encoding="utf-8"?>
-<ds:datastoreItem xmlns:ds="http://schemas.openxmlformats.org/officeDocument/2006/customXml" ds:itemID="{660E601F-D00B-4261-B59D-4AF4041071CA}">
+<ds:datastoreItem xmlns:ds="http://schemas.openxmlformats.org/officeDocument/2006/customXml" ds:itemID="{1BC136AC-721A-4784-848C-8BB83C1C8C1D}">
   <ds:schemaRefs>
-    <ds:schemaRef ds:uri="http://schemas.microsoft.com/office/2006/metadata/contentType"/>
-    <ds:schemaRef ds:uri="http://schemas.microsoft.com/office/2006/metadata/properties/metaAttributes"/>
-    <ds:schemaRef ds:uri="http://www.w3.org/2000/xmlns/"/>
-    <ds:schemaRef ds:uri="http://www.w3.org/2001/XMLSchema"/>
+    <ds:schemaRef ds:uri="http://schemas.microsoft.com/office/2006/metadata/properties"/>
+    <ds:schemaRef ds:uri="http://schemas.microsoft.com/office/infopath/2007/PartnerControls"/>
     <ds:schemaRef ds:uri="f017bb91-f322-4aca-b563-182c835d5fda"/>
-    <ds:schemaRef ds:uri="http://schemas.microsoft.com/office/2006/metadata/properties"/>
-    <ds:schemaRef ds:uri="http://schemas.microsoft.com/office/2006/documentManagement/types"/>
-    <ds:schemaRef ds:uri="http://schemas.microsoft.com/office/infopath/2007/PartnerControls"/>
-    <ds:schemaRef ds:uri="http://schemas.openxmlformats.org/package/2006/metadata/core-properties"/>
-    <ds:schemaRef ds:uri="http://purl.org/dc/elements/1.1/"/>
-    <ds:schemaRef ds:uri="http://purl.org/dc/terms/"/>
-    <ds:schemaRef ds:uri="http://schemas.microsoft.com/internal/obd"/>
   </ds:schemaRefs>
 </ds:datastoreItem>
 </file>